--- a/app/templates/word/US_Template_con_Placeholder.docx
+++ b/app/templates/word/US_Template_con_Placeholder.docx
@@ -103,7 +103,23 @@
                 <w:b/>
                 <w:sz w:val="20"/>
               </w:rPr>
-              <w:t>{{ente_responsabile}}</w:t>
+              <w:t>{{</w:t>
+            </w:r>
+            <w:proofErr w:type="spellStart"/>
+            <w:r>
+              <w:rPr>
+                <w:b/>
+                <w:sz w:val="20"/>
+              </w:rPr>
+              <w:t>ente_responsabile</w:t>
+            </w:r>
+            <w:proofErr w:type="spellEnd"/>
+            <w:r>
+              <w:rPr>
+                <w:b/>
+                <w:sz w:val="20"/>
+              </w:rPr>
+              <w:t>}}</w:t>
             </w:r>
           </w:p>
         </w:tc>
@@ -168,7 +184,25 @@
                 <w:sz w:val="20"/>
                 <w:szCs w:val="20"/>
               </w:rPr>
-              <w:t>{{us_code}}</w:t>
+              <w:t>{{</w:t>
+            </w:r>
+            <w:proofErr w:type="spellStart"/>
+            <w:r>
+              <w:rPr>
+                <w:rFonts w:ascii="Calibri" w:hAnsi="Calibri" w:cs="Calibri"/>
+                <w:sz w:val="20"/>
+                <w:szCs w:val="20"/>
+              </w:rPr>
+              <w:t>us_code</w:t>
+            </w:r>
+            <w:proofErr w:type="spellEnd"/>
+            <w:r>
+              <w:rPr>
+                <w:rFonts w:ascii="Calibri" w:hAnsi="Calibri" w:cs="Calibri"/>
+                <w:sz w:val="20"/>
+                <w:szCs w:val="20"/>
+              </w:rPr>
+              <w:t>}}</w:t>
             </w:r>
           </w:p>
         </w:tc>
@@ -235,8 +269,16 @@
               <w:rPr>
                 <w:rFonts w:ascii="Calibri" w:hAnsi="Calibri" w:cs="Calibri"/>
               </w:rPr>
-              <w:t>UFFICIO MiC</w:t>
-            </w:r>
+              <w:t xml:space="preserve">UFFICIO </w:t>
+            </w:r>
+            <w:proofErr w:type="spellStart"/>
+            <w:r>
+              <w:rPr>
+                <w:rFonts w:ascii="Calibri" w:hAnsi="Calibri" w:cs="Calibri"/>
+              </w:rPr>
+              <w:t>MiC</w:t>
+            </w:r>
+            <w:proofErr w:type="spellEnd"/>
             <w:r>
               <w:rPr>
                 <w:rFonts w:ascii="Calibri" w:hAnsi="Calibri" w:cs="Calibri"/>
@@ -291,7 +333,21 @@
               <w:rPr>
                 <w:rFonts w:ascii="Calibri" w:hAnsi="Calibri" w:cs="Calibri"/>
               </w:rPr>
-              <w:t>{{identificativo_rif}}</w:t>
+              <w:t>{{</w:t>
+            </w:r>
+            <w:proofErr w:type="spellStart"/>
+            <w:r>
+              <w:rPr>
+                <w:rFonts w:ascii="Calibri" w:hAnsi="Calibri" w:cs="Calibri"/>
+              </w:rPr>
+              <w:t>identificativo_rif</w:t>
+            </w:r>
+            <w:proofErr w:type="spellEnd"/>
+            <w:r>
+              <w:rPr>
+                <w:rFonts w:ascii="Calibri" w:hAnsi="Calibri" w:cs="Calibri"/>
+              </w:rPr>
+              <w:t>}}</w:t>
             </w:r>
           </w:p>
         </w:tc>
@@ -334,7 +390,21 @@
               <w:rPr>
                 <w:rFonts w:ascii="Calibri" w:hAnsi="Calibri" w:cs="Calibri"/>
               </w:rPr>
-              <w:t>{{localita}}</w:t>
+              <w:t>{{</w:t>
+            </w:r>
+            <w:proofErr w:type="spellStart"/>
+            <w:r>
+              <w:rPr>
+                <w:rFonts w:ascii="Calibri" w:hAnsi="Calibri" w:cs="Calibri"/>
+              </w:rPr>
+              <w:t>localita</w:t>
+            </w:r>
+            <w:proofErr w:type="spellEnd"/>
+            <w:r>
+              <w:rPr>
+                <w:rFonts w:ascii="Calibri" w:hAnsi="Calibri" w:cs="Calibri"/>
+              </w:rPr>
+              <w:t>}}</w:t>
             </w:r>
           </w:p>
         </w:tc>
@@ -401,6 +471,13 @@
             <w:tcW w:w="3521" w:type="dxa"/>
             <w:gridSpan w:val="5"/>
           </w:tcPr>
+          <w:p>
+            <w:pPr>
+              <w:rPr>
+                <w:rFonts w:ascii="Calibri" w:hAnsi="Calibri" w:cs="Calibri"/>
+              </w:rPr>
+            </w:pPr>
+          </w:p>
           <w:p>
             <w:pPr>
               <w:rPr>
@@ -437,7 +514,21 @@
               <w:rPr>
                 <w:rFonts w:ascii="Calibri" w:hAnsi="Calibri" w:cs="Calibri"/>
               </w:rPr>
-              <w:t>{{ambiente_unita}}</w:t>
+              <w:t>{{</w:t>
+            </w:r>
+            <w:proofErr w:type="spellStart"/>
+            <w:r>
+              <w:rPr>
+                <w:rFonts w:ascii="Calibri" w:hAnsi="Calibri" w:cs="Calibri"/>
+              </w:rPr>
+              <w:t>ambiente_unita</w:t>
+            </w:r>
+            <w:proofErr w:type="spellEnd"/>
+            <w:r>
+              <w:rPr>
+                <w:rFonts w:ascii="Calibri" w:hAnsi="Calibri" w:cs="Calibri"/>
+              </w:rPr>
+              <w:t>}}</w:t>
             </w:r>
           </w:p>
         </w:tc>
@@ -711,6 +802,19 @@
               <w:rPr>
                 <w:rFonts w:ascii="Calibri" w:hAnsi="Calibri" w:cs="Calibri"/>
               </w:rPr>
+              <w:t>Piante</w:t>
+            </w:r>
+          </w:p>
+          <w:p>
+            <w:pPr>
+              <w:rPr>
+                <w:rFonts w:ascii="Calibri" w:hAnsi="Calibri" w:cs="Calibri"/>
+              </w:rPr>
+            </w:pPr>
+            <w:r>
+              <w:rPr>
+                <w:rFonts w:ascii="Calibri" w:hAnsi="Calibri" w:cs="Calibri"/>
+              </w:rPr>
               <w:t xml:space="preserve">{{piante}} </w:t>
             </w:r>
           </w:p>
@@ -719,6 +823,19 @@
           <w:tcPr>
             <w:tcW w:w="1417" w:type="dxa"/>
           </w:tcPr>
+          <w:p>
+            <w:pPr>
+              <w:rPr>
+                <w:rFonts w:ascii="Calibri" w:hAnsi="Calibri" w:cs="Calibri"/>
+              </w:rPr>
+            </w:pPr>
+            <w:r>
+              <w:rPr>
+                <w:rFonts w:ascii="Calibri" w:hAnsi="Calibri" w:cs="Calibri"/>
+              </w:rPr>
+              <w:t>Prospetti</w:t>
+            </w:r>
+          </w:p>
           <w:p>
             <w:pPr>
               <w:rPr>
@@ -812,7 +929,34 @@
               <w:rPr>
                 <w:rFonts w:ascii="Calibri" w:hAnsi="Calibri" w:cs="Calibri"/>
               </w:rPr>
-              <w:t xml:space="preserve">{{rif_tabelle}} </w:t>
+              <w:t>Rif. tabelle</w:t>
+            </w:r>
+          </w:p>
+          <w:p>
+            <w:pPr>
+              <w:rPr>
+                <w:rFonts w:ascii="Calibri" w:hAnsi="Calibri" w:cs="Calibri"/>
+              </w:rPr>
+            </w:pPr>
+            <w:r>
+              <w:rPr>
+                <w:rFonts w:ascii="Calibri" w:hAnsi="Calibri" w:cs="Calibri"/>
+              </w:rPr>
+              <w:t>{{</w:t>
+            </w:r>
+            <w:proofErr w:type="spellStart"/>
+            <w:r>
+              <w:rPr>
+                <w:rFonts w:ascii="Calibri" w:hAnsi="Calibri" w:cs="Calibri"/>
+              </w:rPr>
+              <w:t>rif_tabelle</w:t>
+            </w:r>
+            <w:proofErr w:type="spellEnd"/>
+            <w:r>
+              <w:rPr>
+                <w:rFonts w:ascii="Calibri" w:hAnsi="Calibri" w:cs="Calibri"/>
+              </w:rPr>
+              <w:t xml:space="preserve">}} </w:t>
             </w:r>
           </w:p>
           <w:p>
@@ -843,6 +987,19 @@
               <w:rPr>
                 <w:rFonts w:ascii="Calibri" w:hAnsi="Calibri" w:cs="Calibri"/>
               </w:rPr>
+              <w:t>Definizione:</w:t>
+            </w:r>
+          </w:p>
+          <w:p>
+            <w:pPr>
+              <w:rPr>
+                <w:rFonts w:ascii="Calibri" w:hAnsi="Calibri" w:cs="Calibri"/>
+              </w:rPr>
+            </w:pPr>
+            <w:r>
+              <w:rPr>
+                <w:rFonts w:ascii="Calibri" w:hAnsi="Calibri" w:cs="Calibri"/>
+              </w:rPr>
               <w:t>{{definizione}}</w:t>
             </w:r>
           </w:p>
@@ -902,7 +1059,34 @@
               <w:rPr>
                 <w:rFonts w:ascii="Calibri" w:hAnsi="Calibri" w:cs="Calibri"/>
               </w:rPr>
-              <w:t>{{criteri_distinzione}}</w:t>
+              <w:t>Criteri Distinzione</w:t>
+            </w:r>
+          </w:p>
+          <w:p>
+            <w:pPr>
+              <w:rPr>
+                <w:rFonts w:ascii="Calibri" w:hAnsi="Calibri" w:cs="Calibri"/>
+              </w:rPr>
+            </w:pPr>
+            <w:r>
+              <w:rPr>
+                <w:rFonts w:ascii="Calibri" w:hAnsi="Calibri" w:cs="Calibri"/>
+              </w:rPr>
+              <w:t>{{</w:t>
+            </w:r>
+            <w:proofErr w:type="spellStart"/>
+            <w:r>
+              <w:rPr>
+                <w:rFonts w:ascii="Calibri" w:hAnsi="Calibri" w:cs="Calibri"/>
+              </w:rPr>
+              <w:t>criteri_distinzione</w:t>
+            </w:r>
+            <w:proofErr w:type="spellEnd"/>
+            <w:r>
+              <w:rPr>
+                <w:rFonts w:ascii="Calibri" w:hAnsi="Calibri" w:cs="Calibri"/>
+              </w:rPr>
+              <w:t>}}</w:t>
             </w:r>
           </w:p>
         </w:tc>
@@ -926,7 +1110,34 @@
               <w:rPr>
                 <w:rFonts w:ascii="Calibri" w:hAnsi="Calibri" w:cs="Calibri"/>
               </w:rPr>
-              <w:t>{{modo_formazione}}</w:t>
+              <w:t>Modo Formazione</w:t>
+            </w:r>
+          </w:p>
+          <w:p>
+            <w:pPr>
+              <w:rPr>
+                <w:rFonts w:ascii="Calibri" w:hAnsi="Calibri" w:cs="Calibri"/>
+              </w:rPr>
+            </w:pPr>
+            <w:r>
+              <w:rPr>
+                <w:rFonts w:ascii="Calibri" w:hAnsi="Calibri" w:cs="Calibri"/>
+              </w:rPr>
+              <w:t>{{</w:t>
+            </w:r>
+            <w:proofErr w:type="spellStart"/>
+            <w:r>
+              <w:rPr>
+                <w:rFonts w:ascii="Calibri" w:hAnsi="Calibri" w:cs="Calibri"/>
+              </w:rPr>
+              <w:t>modo_formazione</w:t>
+            </w:r>
+            <w:proofErr w:type="spellEnd"/>
+            <w:r>
+              <w:rPr>
+                <w:rFonts w:ascii="Calibri" w:hAnsi="Calibri" w:cs="Calibri"/>
+              </w:rPr>
+              <w:t>}}</w:t>
             </w:r>
           </w:p>
         </w:tc>
@@ -976,8 +1187,16 @@
               <w:rPr>
                 <w:rFonts w:ascii="Calibri" w:hAnsi="Calibri" w:cs="Calibri"/>
               </w:rPr>
-              <w:t>{{inorganici}}</w:t>
-            </w:r>
+              <w:t>inorganici</w:t>
+            </w:r>
+          </w:p>
+          <w:p>
+            <w:pPr>
+              <w:jc w:val="center"/>
+              <w:rPr>
+                <w:rFonts w:ascii="Calibri" w:hAnsi="Calibri" w:cs="Calibri"/>
+              </w:rPr>
+            </w:pPr>
           </w:p>
         </w:tc>
         <w:tc>
@@ -997,8 +1216,16 @@
               <w:rPr>
                 <w:rFonts w:ascii="Calibri" w:hAnsi="Calibri" w:cs="Calibri"/>
               </w:rPr>
-              <w:t>{{organici}}</w:t>
-            </w:r>
+              <w:t>Organici</w:t>
+            </w:r>
+          </w:p>
+          <w:p>
+            <w:pPr>
+              <w:jc w:val="center"/>
+              <w:rPr>
+                <w:rFonts w:ascii="Calibri" w:hAnsi="Calibri" w:cs="Calibri"/>
+              </w:rPr>
+            </w:pPr>
           </w:p>
         </w:tc>
       </w:tr>
@@ -1031,6 +1258,12 @@
                 <w:rFonts w:ascii="Calibri" w:hAnsi="Calibri" w:cs="Calibri"/>
               </w:rPr>
             </w:pPr>
+            <w:r>
+              <w:rPr>
+                <w:rFonts w:ascii="Calibri" w:hAnsi="Calibri" w:cs="Calibri"/>
+              </w:rPr>
+              <w:t>{{inorganici}}</w:t>
+            </w:r>
           </w:p>
         </w:tc>
         <w:tc>
@@ -1044,6 +1277,12 @@
                 <w:rFonts w:ascii="Calibri" w:hAnsi="Calibri" w:cs="Calibri"/>
               </w:rPr>
             </w:pPr>
+            <w:r>
+              <w:rPr>
+                <w:rFonts w:ascii="Calibri" w:hAnsi="Calibri" w:cs="Calibri"/>
+              </w:rPr>
+              <w:t>{{organici}}</w:t>
+            </w:r>
           </w:p>
         </w:tc>
       </w:tr>
@@ -1066,6 +1305,19 @@
               <w:rPr>
                 <w:rFonts w:ascii="Calibri" w:hAnsi="Calibri" w:cs="Calibri"/>
               </w:rPr>
+              <w:t>Consistenza</w:t>
+            </w:r>
+          </w:p>
+          <w:p>
+            <w:pPr>
+              <w:rPr>
+                <w:rFonts w:ascii="Calibri" w:hAnsi="Calibri" w:cs="Calibri"/>
+              </w:rPr>
+            </w:pPr>
+            <w:r>
+              <w:rPr>
+                <w:rFonts w:ascii="Calibri" w:hAnsi="Calibri" w:cs="Calibri"/>
+              </w:rPr>
               <w:t>{{consistenza}}</w:t>
             </w:r>
           </w:p>
@@ -1085,6 +1337,19 @@
               <w:rPr>
                 <w:rFonts w:ascii="Calibri" w:hAnsi="Calibri" w:cs="Calibri"/>
               </w:rPr>
+              <w:t>Colore</w:t>
+            </w:r>
+          </w:p>
+          <w:p>
+            <w:pPr>
+              <w:rPr>
+                <w:rFonts w:ascii="Calibri" w:hAnsi="Calibri" w:cs="Calibri"/>
+              </w:rPr>
+            </w:pPr>
+            <w:r>
+              <w:rPr>
+                <w:rFonts w:ascii="Calibri" w:hAnsi="Calibri" w:cs="Calibri"/>
+              </w:rPr>
               <w:t>{{colore}}</w:t>
             </w:r>
           </w:p>
@@ -1094,6 +1359,19 @@
             <w:tcW w:w="3672" w:type="dxa"/>
             <w:gridSpan w:val="7"/>
           </w:tcPr>
+          <w:p>
+            <w:pPr>
+              <w:rPr>
+                <w:rFonts w:ascii="Calibri" w:hAnsi="Calibri" w:cs="Calibri"/>
+              </w:rPr>
+            </w:pPr>
+            <w:r>
+              <w:rPr>
+                <w:rFonts w:ascii="Calibri" w:hAnsi="Calibri" w:cs="Calibri"/>
+              </w:rPr>
+              <w:t>misure</w:t>
+            </w:r>
+          </w:p>
           <w:p>
             <w:pPr>
               <w:rPr>
@@ -1118,6 +1396,19 @@
             <w:tcW w:w="10080" w:type="dxa"/>
             <w:gridSpan w:val="17"/>
           </w:tcPr>
+          <w:p>
+            <w:pPr>
+              <w:rPr>
+                <w:rFonts w:ascii="Calibri" w:hAnsi="Calibri" w:cs="Calibri"/>
+              </w:rPr>
+            </w:pPr>
+            <w:r>
+              <w:rPr>
+                <w:rFonts w:ascii="Calibri" w:hAnsi="Calibri" w:cs="Calibri"/>
+              </w:rPr>
+              <w:t>Conservazione</w:t>
+            </w:r>
+          </w:p>
           <w:p>
             <w:pPr>
               <w:rPr>
@@ -1176,7 +1467,21 @@
               <w:rPr>
                 <w:rFonts w:ascii="Calibri" w:hAnsi="Calibri" w:cs="Calibri"/>
               </w:rPr>
-              <w:t>{{uguale_a}}</w:t>
+              <w:t>{{</w:t>
+            </w:r>
+            <w:proofErr w:type="spellStart"/>
+            <w:r>
+              <w:rPr>
+                <w:rFonts w:ascii="Calibri" w:hAnsi="Calibri" w:cs="Calibri"/>
+              </w:rPr>
+              <w:t>uguale_a</w:t>
+            </w:r>
+            <w:proofErr w:type="spellEnd"/>
+            <w:r>
+              <w:rPr>
+                <w:rFonts w:ascii="Calibri" w:hAnsi="Calibri" w:cs="Calibri"/>
+              </w:rPr>
+              <w:t>}}</w:t>
             </w:r>
           </w:p>
         </w:tc>
@@ -1195,7 +1500,21 @@
               <w:rPr>
                 <w:rFonts w:ascii="Calibri" w:hAnsi="Calibri" w:cs="Calibri"/>
               </w:rPr>
-              <w:t>{{si_lega_a}}</w:t>
+              <w:t>{{</w:t>
+            </w:r>
+            <w:proofErr w:type="spellStart"/>
+            <w:r>
+              <w:rPr>
+                <w:rFonts w:ascii="Calibri" w:hAnsi="Calibri" w:cs="Calibri"/>
+              </w:rPr>
+              <w:t>si_lega_a</w:t>
+            </w:r>
+            <w:proofErr w:type="spellEnd"/>
+            <w:r>
+              <w:rPr>
+                <w:rFonts w:ascii="Calibri" w:hAnsi="Calibri" w:cs="Calibri"/>
+              </w:rPr>
+              <w:t>}}</w:t>
             </w:r>
           </w:p>
         </w:tc>
@@ -1239,7 +1558,21 @@
               <w:rPr>
                 <w:rFonts w:ascii="Calibri" w:hAnsi="Calibri" w:cs="Calibri"/>
               </w:rPr>
-              <w:t>{{posteriore_a}}</w:t>
+              <w:t>{{</w:t>
+            </w:r>
+            <w:proofErr w:type="spellStart"/>
+            <w:r>
+              <w:rPr>
+                <w:rFonts w:ascii="Calibri" w:hAnsi="Calibri" w:cs="Calibri"/>
+              </w:rPr>
+              <w:t>posteriore_a</w:t>
+            </w:r>
+            <w:proofErr w:type="spellEnd"/>
+            <w:r>
+              <w:rPr>
+                <w:rFonts w:ascii="Calibri" w:hAnsi="Calibri" w:cs="Calibri"/>
+              </w:rPr>
+              <w:t>}}</w:t>
             </w:r>
           </w:p>
           <w:p>
@@ -1319,7 +1652,21 @@
               <w:rPr>
                 <w:rFonts w:ascii="Calibri" w:hAnsi="Calibri" w:cs="Calibri"/>
               </w:rPr>
-              <w:t>{{gli_si_appoggia}}</w:t>
+              <w:t>{{</w:t>
+            </w:r>
+            <w:proofErr w:type="spellStart"/>
+            <w:r>
+              <w:rPr>
+                <w:rFonts w:ascii="Calibri" w:hAnsi="Calibri" w:cs="Calibri"/>
+              </w:rPr>
+              <w:t>gli_si_appoggia</w:t>
+            </w:r>
+            <w:proofErr w:type="spellEnd"/>
+            <w:r>
+              <w:rPr>
+                <w:rFonts w:ascii="Calibri" w:hAnsi="Calibri" w:cs="Calibri"/>
+              </w:rPr>
+              <w:t>}}</w:t>
             </w:r>
           </w:p>
         </w:tc>
@@ -1338,7 +1685,21 @@
               <w:rPr>
                 <w:rFonts w:ascii="Calibri" w:hAnsi="Calibri" w:cs="Calibri"/>
               </w:rPr>
-              <w:t>{{si_appoggia_a}}</w:t>
+              <w:t>{{</w:t>
+            </w:r>
+            <w:proofErr w:type="spellStart"/>
+            <w:r>
+              <w:rPr>
+                <w:rFonts w:ascii="Calibri" w:hAnsi="Calibri" w:cs="Calibri"/>
+              </w:rPr>
+              <w:t>si_appoggia_a</w:t>
+            </w:r>
+            <w:proofErr w:type="spellEnd"/>
+            <w:r>
+              <w:rPr>
+                <w:rFonts w:ascii="Calibri" w:hAnsi="Calibri" w:cs="Calibri"/>
+              </w:rPr>
+              <w:t>}}</w:t>
             </w:r>
           </w:p>
         </w:tc>
@@ -1405,7 +1766,21 @@
               <w:rPr>
                 <w:rFonts w:ascii="Calibri" w:hAnsi="Calibri" w:cs="Calibri"/>
               </w:rPr>
-              <w:t>{{coperto_da}}</w:t>
+              <w:t>{{</w:t>
+            </w:r>
+            <w:proofErr w:type="spellStart"/>
+            <w:r>
+              <w:rPr>
+                <w:rFonts w:ascii="Calibri" w:hAnsi="Calibri" w:cs="Calibri"/>
+              </w:rPr>
+              <w:t>coperto_da</w:t>
+            </w:r>
+            <w:proofErr w:type="spellEnd"/>
+            <w:r>
+              <w:rPr>
+                <w:rFonts w:ascii="Calibri" w:hAnsi="Calibri" w:cs="Calibri"/>
+              </w:rPr>
+              <w:t>}}</w:t>
             </w:r>
           </w:p>
         </w:tc>
@@ -1534,7 +1909,21 @@
               <w:rPr>
                 <w:rFonts w:ascii="Calibri" w:hAnsi="Calibri" w:cs="Calibri"/>
               </w:rPr>
-              <w:t>{{anteriore_a}}</w:t>
+              <w:t>{{</w:t>
+            </w:r>
+            <w:proofErr w:type="spellStart"/>
+            <w:r>
+              <w:rPr>
+                <w:rFonts w:ascii="Calibri" w:hAnsi="Calibri" w:cs="Calibri"/>
+              </w:rPr>
+              <w:t>anteriore_a</w:t>
+            </w:r>
+            <w:proofErr w:type="spellEnd"/>
+            <w:r>
+              <w:rPr>
+                <w:rFonts w:ascii="Calibri" w:hAnsi="Calibri" w:cs="Calibri"/>
+              </w:rPr>
+              <w:t>}}</w:t>
             </w:r>
           </w:p>
         </w:tc>
@@ -1572,7 +1961,21 @@
               <w:rPr>
                 <w:rFonts w:ascii="Calibri" w:hAnsi="Calibri" w:cs="Calibri"/>
               </w:rPr>
-              <w:t>{{tagliato_da}}</w:t>
+              <w:t>{{</w:t>
+            </w:r>
+            <w:proofErr w:type="spellStart"/>
+            <w:r>
+              <w:rPr>
+                <w:rFonts w:ascii="Calibri" w:hAnsi="Calibri" w:cs="Calibri"/>
+              </w:rPr>
+              <w:t>tagliato_da</w:t>
+            </w:r>
+            <w:proofErr w:type="spellEnd"/>
+            <w:r>
+              <w:rPr>
+                <w:rFonts w:ascii="Calibri" w:hAnsi="Calibri" w:cs="Calibri"/>
+              </w:rPr>
+              <w:t>}}</w:t>
             </w:r>
           </w:p>
         </w:tc>
@@ -1657,7 +2060,21 @@
               <w:rPr>
                 <w:rFonts w:ascii="Calibri" w:hAnsi="Calibri" w:cs="Calibri"/>
               </w:rPr>
-              <w:t>{{riempito_da}}</w:t>
+              <w:t>{{</w:t>
+            </w:r>
+            <w:proofErr w:type="spellStart"/>
+            <w:r>
+              <w:rPr>
+                <w:rFonts w:ascii="Calibri" w:hAnsi="Calibri" w:cs="Calibri"/>
+              </w:rPr>
+              <w:t>riempito_da</w:t>
+            </w:r>
+            <w:proofErr w:type="spellEnd"/>
+            <w:r>
+              <w:rPr>
+                <w:rFonts w:ascii="Calibri" w:hAnsi="Calibri" w:cs="Calibri"/>
+              </w:rPr>
+              <w:t>}}</w:t>
             </w:r>
           </w:p>
         </w:tc>
@@ -1729,6 +2146,26 @@
                 <w:rFonts w:ascii="Calibri" w:hAnsi="Calibri" w:cs="Calibri"/>
               </w:rPr>
               <w:lastRenderedPageBreak/>
+              <w:t>Descrizione</w:t>
+            </w:r>
+          </w:p>
+          <w:p>
+            <w:pPr>
+              <w:rPr>
+                <w:rFonts w:ascii="Calibri" w:hAnsi="Calibri" w:cs="Calibri"/>
+              </w:rPr>
+            </w:pPr>
+          </w:p>
+          <w:p>
+            <w:pPr>
+              <w:rPr>
+                <w:rFonts w:ascii="Calibri" w:hAnsi="Calibri" w:cs="Calibri"/>
+              </w:rPr>
+            </w:pPr>
+            <w:r>
+              <w:rPr>
+                <w:rFonts w:ascii="Calibri" w:hAnsi="Calibri" w:cs="Calibri"/>
+              </w:rPr>
               <w:t>{{descrizione}}</w:t>
             </w:r>
           </w:p>
@@ -1753,6 +2190,26 @@
               <w:rPr>
                 <w:rFonts w:ascii="Calibri" w:hAnsi="Calibri" w:cs="Calibri"/>
               </w:rPr>
+              <w:t>osservazioni</w:t>
+            </w:r>
+          </w:p>
+          <w:p>
+            <w:pPr>
+              <w:rPr>
+                <w:rFonts w:ascii="Calibri" w:hAnsi="Calibri" w:cs="Calibri"/>
+              </w:rPr>
+            </w:pPr>
+          </w:p>
+          <w:p>
+            <w:pPr>
+              <w:rPr>
+                <w:rFonts w:ascii="Calibri" w:hAnsi="Calibri" w:cs="Calibri"/>
+              </w:rPr>
+            </w:pPr>
+            <w:r>
+              <w:rPr>
+                <w:rFonts w:ascii="Calibri" w:hAnsi="Calibri" w:cs="Calibri"/>
+              </w:rPr>
               <w:t>{{osservazioni}}</w:t>
             </w:r>
           </w:p>
@@ -1777,6 +2234,26 @@
               <w:rPr>
                 <w:rFonts w:ascii="Calibri" w:hAnsi="Calibri" w:cs="Calibri"/>
               </w:rPr>
+              <w:t>Interpretazione</w:t>
+            </w:r>
+          </w:p>
+          <w:p>
+            <w:pPr>
+              <w:rPr>
+                <w:rFonts w:ascii="Calibri" w:hAnsi="Calibri" w:cs="Calibri"/>
+              </w:rPr>
+            </w:pPr>
+          </w:p>
+          <w:p>
+            <w:pPr>
+              <w:rPr>
+                <w:rFonts w:ascii="Calibri" w:hAnsi="Calibri" w:cs="Calibri"/>
+              </w:rPr>
+            </w:pPr>
+            <w:r>
+              <w:rPr>
+                <w:rFonts w:ascii="Calibri" w:hAnsi="Calibri" w:cs="Calibri"/>
+              </w:rPr>
               <w:t>{{interpretazione}}</w:t>
             </w:r>
           </w:p>
@@ -1801,6 +2278,19 @@
               <w:rPr>
                 <w:rFonts w:ascii="Calibri" w:hAnsi="Calibri" w:cs="Calibri"/>
               </w:rPr>
+              <w:t>Datazione</w:t>
+            </w:r>
+          </w:p>
+          <w:p>
+            <w:pPr>
+              <w:rPr>
+                <w:rFonts w:ascii="Calibri" w:hAnsi="Calibri" w:cs="Calibri"/>
+              </w:rPr>
+            </w:pPr>
+            <w:r>
+              <w:rPr>
+                <w:rFonts w:ascii="Calibri" w:hAnsi="Calibri" w:cs="Calibri"/>
+              </w:rPr>
               <w:t>{{datazione}}</w:t>
             </w:r>
           </w:p>
@@ -1820,6 +2310,19 @@
               <w:rPr>
                 <w:rFonts w:ascii="Calibri" w:hAnsi="Calibri" w:cs="Calibri"/>
               </w:rPr>
+              <w:t>Periodo</w:t>
+            </w:r>
+          </w:p>
+          <w:p>
+            <w:pPr>
+              <w:rPr>
+                <w:rFonts w:ascii="Calibri" w:hAnsi="Calibri" w:cs="Calibri"/>
+              </w:rPr>
+            </w:pPr>
+            <w:r>
+              <w:rPr>
+                <w:rFonts w:ascii="Calibri" w:hAnsi="Calibri" w:cs="Calibri"/>
+              </w:rPr>
               <w:t>{{periodo}}</w:t>
             </w:r>
           </w:p>
@@ -1839,6 +2342,19 @@
               <w:rPr>
                 <w:rFonts w:ascii="Calibri" w:hAnsi="Calibri" w:cs="Calibri"/>
               </w:rPr>
+              <w:t>Fase</w:t>
+            </w:r>
+          </w:p>
+          <w:p>
+            <w:pPr>
+              <w:rPr>
+                <w:rFonts w:ascii="Calibri" w:hAnsi="Calibri" w:cs="Calibri"/>
+              </w:rPr>
+            </w:pPr>
+            <w:r>
+              <w:rPr>
+                <w:rFonts w:ascii="Calibri" w:hAnsi="Calibri" w:cs="Calibri"/>
+              </w:rPr>
               <w:t>{{fase}}</w:t>
             </w:r>
           </w:p>
@@ -1854,11 +2370,46 @@
                 <w:rFonts w:ascii="Calibri" w:hAnsi="Calibri" w:cs="Calibri"/>
               </w:rPr>
             </w:pPr>
-            <w:r>
-              <w:rPr>
-                <w:rFonts w:ascii="Calibri" w:hAnsi="Calibri" w:cs="Calibri"/>
-              </w:rPr>
-              <w:t>{{attivita}}</w:t>
+            <w:proofErr w:type="spellStart"/>
+            <w:r>
+              <w:rPr>
+                <w:rFonts w:ascii="Calibri" w:hAnsi="Calibri" w:cs="Calibri"/>
+              </w:rPr>
+              <w:t>Attivita’</w:t>
+            </w:r>
+            <w:proofErr w:type="spellEnd"/>
+            <w:r>
+              <w:rPr>
+                <w:rFonts w:ascii="Calibri" w:hAnsi="Calibri" w:cs="Calibri"/>
+              </w:rPr>
+              <w:t xml:space="preserve"> </w:t>
+            </w:r>
+          </w:p>
+          <w:p>
+            <w:pPr>
+              <w:rPr>
+                <w:rFonts w:ascii="Calibri" w:hAnsi="Calibri" w:cs="Calibri"/>
+              </w:rPr>
+            </w:pPr>
+            <w:r>
+              <w:rPr>
+                <w:rFonts w:ascii="Calibri" w:hAnsi="Calibri" w:cs="Calibri"/>
+              </w:rPr>
+              <w:t>{{</w:t>
+            </w:r>
+            <w:proofErr w:type="spellStart"/>
+            <w:r>
+              <w:rPr>
+                <w:rFonts w:ascii="Calibri" w:hAnsi="Calibri" w:cs="Calibri"/>
+              </w:rPr>
+              <w:t>attivita</w:t>
+            </w:r>
+            <w:proofErr w:type="spellEnd"/>
+            <w:r>
+              <w:rPr>
+                <w:rFonts w:ascii="Calibri" w:hAnsi="Calibri" w:cs="Calibri"/>
+              </w:rPr>
+              <w:t>}}</w:t>
             </w:r>
           </w:p>
         </w:tc>
@@ -1882,7 +2433,34 @@
               <w:rPr>
                 <w:rFonts w:ascii="Calibri" w:hAnsi="Calibri" w:cs="Calibri"/>
               </w:rPr>
-              <w:t>{{elementi_datanti}}</w:t>
+              <w:t>Elementi datanti</w:t>
+            </w:r>
+          </w:p>
+          <w:p>
+            <w:pPr>
+              <w:rPr>
+                <w:rFonts w:ascii="Calibri" w:hAnsi="Calibri" w:cs="Calibri"/>
+              </w:rPr>
+            </w:pPr>
+            <w:r>
+              <w:rPr>
+                <w:rFonts w:ascii="Calibri" w:hAnsi="Calibri" w:cs="Calibri"/>
+              </w:rPr>
+              <w:t>{{</w:t>
+            </w:r>
+            <w:proofErr w:type="spellStart"/>
+            <w:r>
+              <w:rPr>
+                <w:rFonts w:ascii="Calibri" w:hAnsi="Calibri" w:cs="Calibri"/>
+              </w:rPr>
+              <w:t>elementi_datanti</w:t>
+            </w:r>
+            <w:proofErr w:type="spellEnd"/>
+            <w:r>
+              <w:rPr>
+                <w:rFonts w:ascii="Calibri" w:hAnsi="Calibri" w:cs="Calibri"/>
+              </w:rPr>
+              <w:t>}}</w:t>
             </w:r>
           </w:p>
         </w:tc>
@@ -1906,6 +2484,19 @@
               <w:rPr>
                 <w:rFonts w:ascii="Calibri" w:hAnsi="Calibri" w:cs="Calibri"/>
               </w:rPr>
+              <w:t>Reperti</w:t>
+            </w:r>
+          </w:p>
+          <w:p>
+            <w:pPr>
+              <w:rPr>
+                <w:rFonts w:ascii="Calibri" w:hAnsi="Calibri" w:cs="Calibri"/>
+              </w:rPr>
+            </w:pPr>
+            <w:r>
+              <w:rPr>
+                <w:rFonts w:ascii="Calibri" w:hAnsi="Calibri" w:cs="Calibri"/>
+              </w:rPr>
               <w:t>{{reperti}}</w:t>
             </w:r>
           </w:p>
@@ -2047,7 +2638,21 @@
               <w:rPr>
                 <w:rFonts w:ascii="Calibri" w:hAnsi="Calibri" w:cs="Calibri"/>
               </w:rPr>
-              <w:t>{{resp_scientifico}}</w:t>
+              <w:t>{{</w:t>
+            </w:r>
+            <w:proofErr w:type="spellStart"/>
+            <w:r>
+              <w:rPr>
+                <w:rFonts w:ascii="Calibri" w:hAnsi="Calibri" w:cs="Calibri"/>
+              </w:rPr>
+              <w:t>resp_scientifico</w:t>
+            </w:r>
+            <w:proofErr w:type="spellEnd"/>
+            <w:r>
+              <w:rPr>
+                <w:rFonts w:ascii="Calibri" w:hAnsi="Calibri" w:cs="Calibri"/>
+              </w:rPr>
+              <w:t>}}</w:t>
             </w:r>
           </w:p>
           <w:p>
@@ -2078,7 +2683,34 @@
               <w:rPr>
                 <w:rFonts w:ascii="Calibri" w:hAnsi="Calibri" w:cs="Calibri"/>
               </w:rPr>
-              <w:t>{{data_rilevamento}}</w:t>
+              <w:t>Data rilevamento</w:t>
+            </w:r>
+          </w:p>
+          <w:p>
+            <w:pPr>
+              <w:rPr>
+                <w:rFonts w:ascii="Calibri" w:hAnsi="Calibri" w:cs="Calibri"/>
+              </w:rPr>
+            </w:pPr>
+            <w:r>
+              <w:rPr>
+                <w:rFonts w:ascii="Calibri" w:hAnsi="Calibri" w:cs="Calibri"/>
+              </w:rPr>
+              <w:t>{{</w:t>
+            </w:r>
+            <w:proofErr w:type="spellStart"/>
+            <w:r>
+              <w:rPr>
+                <w:rFonts w:ascii="Calibri" w:hAnsi="Calibri" w:cs="Calibri"/>
+              </w:rPr>
+              <w:t>data_rilevamento</w:t>
+            </w:r>
+            <w:proofErr w:type="spellEnd"/>
+            <w:r>
+              <w:rPr>
+                <w:rFonts w:ascii="Calibri" w:hAnsi="Calibri" w:cs="Calibri"/>
+              </w:rPr>
+              <w:t>}}</w:t>
             </w:r>
           </w:p>
         </w:tc>
@@ -2116,7 +2748,21 @@
               <w:rPr>
                 <w:rFonts w:ascii="Calibri" w:hAnsi="Calibri" w:cs="Calibri"/>
               </w:rPr>
-              <w:t>{{resp_compilazione}}</w:t>
+              <w:t>{{</w:t>
+            </w:r>
+            <w:proofErr w:type="spellStart"/>
+            <w:r>
+              <w:rPr>
+                <w:rFonts w:ascii="Calibri" w:hAnsi="Calibri" w:cs="Calibri"/>
+              </w:rPr>
+              <w:t>resp_compilazione</w:t>
+            </w:r>
+            <w:proofErr w:type="spellEnd"/>
+            <w:r>
+              <w:rPr>
+                <w:rFonts w:ascii="Calibri" w:hAnsi="Calibri" w:cs="Calibri"/>
+              </w:rPr>
+              <w:t>}}</w:t>
             </w:r>
           </w:p>
           <w:p>
@@ -2147,7 +2793,34 @@
               <w:rPr>
                 <w:rFonts w:ascii="Calibri" w:hAnsi="Calibri" w:cs="Calibri"/>
               </w:rPr>
-              <w:t>{{data_rielaborazione}}</w:t>
+              <w:t>Data rielaborazione</w:t>
+            </w:r>
+          </w:p>
+          <w:p>
+            <w:pPr>
+              <w:rPr>
+                <w:rFonts w:ascii="Calibri" w:hAnsi="Calibri" w:cs="Calibri"/>
+              </w:rPr>
+            </w:pPr>
+            <w:r>
+              <w:rPr>
+                <w:rFonts w:ascii="Calibri" w:hAnsi="Calibri" w:cs="Calibri"/>
+              </w:rPr>
+              <w:t>{{</w:t>
+            </w:r>
+            <w:proofErr w:type="spellStart"/>
+            <w:r>
+              <w:rPr>
+                <w:rFonts w:ascii="Calibri" w:hAnsi="Calibri" w:cs="Calibri"/>
+              </w:rPr>
+              <w:t>data_rielaborazione</w:t>
+            </w:r>
+            <w:proofErr w:type="spellEnd"/>
+            <w:r>
+              <w:rPr>
+                <w:rFonts w:ascii="Calibri" w:hAnsi="Calibri" w:cs="Calibri"/>
+              </w:rPr>
+              <w:t>}}</w:t>
             </w:r>
           </w:p>
         </w:tc>
@@ -2185,7 +2858,21 @@
               <w:rPr>
                 <w:rFonts w:ascii="Calibri" w:hAnsi="Calibri" w:cs="Calibri"/>
               </w:rPr>
-              <w:t>{{resp_rielaborazione}}</w:t>
+              <w:t>{{</w:t>
+            </w:r>
+            <w:proofErr w:type="spellStart"/>
+            <w:r>
+              <w:rPr>
+                <w:rFonts w:ascii="Calibri" w:hAnsi="Calibri" w:cs="Calibri"/>
+              </w:rPr>
+              <w:t>resp_rielaborazione</w:t>
+            </w:r>
+            <w:proofErr w:type="spellEnd"/>
+            <w:r>
+              <w:rPr>
+                <w:rFonts w:ascii="Calibri" w:hAnsi="Calibri" w:cs="Calibri"/>
+              </w:rPr>
+              <w:t>}}</w:t>
             </w:r>
           </w:p>
         </w:tc>
@@ -2239,6 +2926,7 @@
         <w:lang w:val="en-US"/>
       </w:rPr>
     </w:pPr>
+    <w:proofErr w:type="spellStart"/>
     <w:r>
       <w:rPr>
         <w:rFonts w:ascii="Calibri" w:hAnsi="Calibri" w:cs="Calibri"/>
@@ -2272,6 +2960,7 @@
       </w:rPr>
       <w:t>C</w:t>
     </w:r>
+    <w:proofErr w:type="spellEnd"/>
     <w:r>
       <w:rPr>
         <w:rFonts w:ascii="Calibri" w:hAnsi="Calibri" w:cs="Calibri"/>
@@ -2301,12 +2990,21 @@
       </w:rPr>
       <w:t>_</w:t>
     </w:r>
+    <w:proofErr w:type="spellStart"/>
     <w:r>
       <w:rPr>
         <w:rFonts w:ascii="Calibri" w:hAnsi="Calibri" w:cs="Calibri"/>
         <w:lang w:val="en-US"/>
       </w:rPr>
-      <w:t>licenza CC BY-SA 4.0_C</w:t>
+      <w:t>licenza</w:t>
+    </w:r>
+    <w:proofErr w:type="spellEnd"/>
+    <w:r>
+      <w:rPr>
+        <w:rFonts w:ascii="Calibri" w:hAnsi="Calibri" w:cs="Calibri"/>
+        <w:lang w:val="en-US"/>
+      </w:rPr>
+      <w:t xml:space="preserve"> CC BY-SA 4.0_C</w:t>
     </w:r>
     <w:r>
       <w:rPr>
@@ -2323,7 +3021,25 @@
           <w:rFonts w:ascii="Calibri" w:hAnsi="Calibri" w:cs="Calibri"/>
           <w:lang w:val="en-US"/>
         </w:rPr>
-        <w:t>Attribution-ShareAlike 4.0 International</w:t>
+        <w:t>Attribution-</w:t>
+      </w:r>
+      <w:proofErr w:type="spellStart"/>
+      <w:r>
+        <w:rPr>
+          <w:rStyle w:val="Collegamentoipertestuale"/>
+          <w:rFonts w:ascii="Calibri" w:hAnsi="Calibri" w:cs="Calibri"/>
+          <w:lang w:val="en-US"/>
+        </w:rPr>
+        <w:t>ShareAlike</w:t>
+      </w:r>
+      <w:proofErr w:type="spellEnd"/>
+      <w:r>
+        <w:rPr>
+          <w:rStyle w:val="Collegamentoipertestuale"/>
+          <w:rFonts w:ascii="Calibri" w:hAnsi="Calibri" w:cs="Calibri"/>
+          <w:lang w:val="en-US"/>
+        </w:rPr>
+        <w:t xml:space="preserve"> 4.0 International</w:t>
       </w:r>
     </w:hyperlink>
   </w:p>
@@ -2919,6 +3635,7 @@
   <w:style w:type="character" w:default="1" w:styleId="Carpredefinitoparagrafo">
     <w:name w:val="Default Paragraph Font"/>
     <w:uiPriority w:val="1"/>
+    <w:semiHidden/>
     <w:unhideWhenUsed/>
   </w:style>
   <w:style w:type="table" w:default="1" w:styleId="Tabellanormale">
